--- a/docs/Indice-Documentacion-Uber-Truck.docx
+++ b/docs/Indice-Documentacion-Uber-Truck.docx
@@ -17,12 +17,25 @@
     </w:p>
     <w:p>
       <w:pPr>
+        <w:spacing w:lineRule="auto"/>
+      </w:pPr>
+      <w:hyperlink r:id="rId6">
+        <w:r>
+          <w:rPr>
+            <w:rStyle w:val="Hyperlink"/>
+          </w:rPr>
+          <w:t xml:space="preserve">← Hub documentación</w:t>
+        </w:r>
+      </w:hyperlink>
+    </w:p>
+    <w:p>
+      <w:pPr>
         <w:pStyle w:val="Heading1"/>
         <w:spacing w:lineRule="auto"/>
       </w:pPr>
       <w:r>
         <w:rPr/>
-        <w:t xml:space="preserve">Índice de documentación — Uber Truck</w:t>
+        <w:t xml:space="preserve">Índice maestro — Uber Truck</w:t>
       </w:r>
     </w:p>
     <w:p>
@@ -33,26 +46,21 @@
         <w:rPr>
           <w:b/>
         </w:rPr>
-        <w:t xml:space="preserve">Proyecto:</w:t>
-      </w:r>
-      <w:r>
-        <w:rPr/>
-        <w:t xml:space="preserve"> Optimización dinámica de capacidad logística ociosa</w:t>
-      </w:r>
-    </w:p>
-    <w:p>
-      <w:pPr>
-        <w:spacing w:lineRule="auto"/>
-      </w:pPr>
+        <w:t xml:space="preserve">App:</w:t>
+      </w:r>
+      <w:r>
+        <w:rPr/>
+        <w:t xml:space="preserve"> v0.0.19 · </w:t>
+      </w:r>
       <w:r>
         <w:rPr>
           <w:b/>
         </w:rPr>
-        <w:t xml:space="preserve">Actualizado:</w:t>
-      </w:r>
-      <w:r>
-        <w:rPr/>
-        <w:t xml:space="preserve"> mayo 2026</w:t>
+        <w:t xml:space="preserve">Producción:</w:t>
+      </w:r>
+      <w:r>
+        <w:rPr/>
+        <w:t xml:space="preserve"> uber-truck-production.up.railway.app</w:t>
       </w:r>
     </w:p>
     <w:p>
@@ -62,16 +70,76 @@
       </w:pPr>
       <w:r>
         <w:rPr/>
-        <w:t xml:space="preserve">Documentos estratégicos (Word)</w:t>
+        <w:t xml:space="preserve">Exportar a Word (como Chanchi)</w:t>
+      </w:r>
+    </w:p>
+    <w:p>
+      <w:pPr>
+        <w:spacing w:lineRule="auto"/>
+      </w:pPr>
+      <w:r>
+        <w:rPr/>
+        <w:t xml:space="preserve">npm run export:all-docs</w:t>
+      </w:r>
+      <w:r>
+        <w:rPr/>
+        <w:t xml:space="preserve"> → genera todos los </w:t>
+      </w:r>
+      <w:r>
+        <w:rPr/>
+        <w:t xml:space="preserve">.docx</w:t>
+      </w:r>
+      <w:r>
+        <w:rPr/>
+        <w:t xml:space="preserve"> en </w:t>
+      </w:r>
+      <w:r>
+        <w:rPr/>
+        <w:t xml:space="preserve">docs/</w:t>
+      </w:r>
+      <w:r>
+        <w:rPr/>
+        <w:t xml:space="preserve"> y en </w:t>
+      </w:r>
+      <w:r>
+        <w:rPr/>
+        <w:t xml:space="preserve">Downloads/Proyecto Uber Truck/</w:t>
+      </w:r>
+      <w:r>
+        <w:rPr/>
+        <w:t xml:space="preserve">.</w:t>
+      </w:r>
+    </w:p>
+    <w:p>
+      <w:pPr>
+        <w:spacing w:lineRule="auto"/>
+      </w:pPr>
+      <w:r>
+        <w:rPr/>
+        <w:t xml:space="preserve">npm run export:memoria-docx</w:t>
+      </w:r>
+      <w:r>
+        <w:rPr/>
+        <w:t xml:space="preserve"> → solo memoria técnica.</w:t>
+      </w:r>
+    </w:p>
+    <w:p>
+      <w:pPr>
+        <w:pStyle w:val="Heading2"/>
+        <w:spacing w:lineRule="auto"/>
+      </w:pPr>
+      <w:r>
+        <w:rPr/>
+        <w:t xml:space="preserve">Documentos HTML (lectura + Word)</w:t>
       </w:r>
     </w:p>
     <w:tbl>
       <w:tblPr>
         <w:tblBorders>
-          <w:top w:val="single" w:sz="1" w:space="0" w:color="000000"/>
-          <w:bottom w:val="single" w:sz="1" w:space="0" w:color="000000"/>
-          <w:left w:val="single" w:sz="1" w:space="0" w:color="000000"/>
-          <w:right w:val="single" w:sz="1" w:space="0" w:color="000000"/>
+          <w:top w:val="single" w:sz="2" w:space="0" w:color="000000"/>
+          <w:bottom w:val="single" w:sz="2" w:space="0" w:color="000000"/>
+          <w:left w:val="single" w:sz="2" w:space="0" w:color="000000"/>
+          <w:right w:val="single" w:sz="2" w:space="0" w:color="000000"/>
         </w:tblBorders>
         <w:tblCellSpacing w:w="0" w:type="dxa"/>
         <w:tblCellMar>
@@ -123,26 +191,26 @@
             </w:pPr>
             <w:r>
               <w:rPr/>
-              <w:t xml:space="preserve">Archivo .docx</w:t>
-            </w:r>
-          </w:p>
-        </w:tc>
-        <w:tc>
-          <w:tcPr>
-            <w:tcBorders>
-              <w:top w:val="single" w:sz="1" w:space="0" w:color="000000"/>
-              <w:bottom w:val="single" w:sz="1" w:space="0" w:color="000000"/>
-              <w:left w:val="single" w:sz="1" w:space="0" w:color="000000"/>
-              <w:right w:val="single" w:sz="1" w:space="0" w:color="000000"/>
-            </w:tcBorders>
-          </w:tcPr>
-          <w:p>
-            <w:pPr>
-              <w:spacing w:lineRule="auto"/>
-            </w:pPr>
-            <w:r>
-              <w:rPr/>
-              <w:t xml:space="preserve">Descripción</w:t>
+              <w:t xml:space="preserve">HTML</w:t>
+            </w:r>
+          </w:p>
+        </w:tc>
+        <w:tc>
+          <w:tcPr>
+            <w:tcBorders>
+              <w:top w:val="single" w:sz="1" w:space="0" w:color="000000"/>
+              <w:bottom w:val="single" w:sz="1" w:space="0" w:color="000000"/>
+              <w:left w:val="single" w:sz="1" w:space="0" w:color="000000"/>
+              <w:right w:val="single" w:sz="1" w:space="0" w:color="000000"/>
+            </w:tcBorders>
+          </w:tcPr>
+          <w:p>
+            <w:pPr>
+              <w:spacing w:lineRule="auto"/>
+            </w:pPr>
+            <w:r>
+              <w:rPr/>
+              <w:t xml:space="preserve">Word (.docx)</w:t>
             </w:r>
           </w:p>
         </w:tc>
@@ -163,46 +231,52 @@
               <w:spacing w:lineRule="auto"/>
             </w:pPr>
             <w:r>
-              <w:rPr/>
-              <w:t xml:space="preserve">Informe evaluación estratégica (origen)</w:t>
-            </w:r>
-          </w:p>
-        </w:tc>
-        <w:tc>
-          <w:tcPr>
-            <w:tcBorders>
-              <w:top w:val="single" w:sz="1" w:space="0" w:color="000000"/>
-              <w:bottom w:val="single" w:sz="1" w:space="0" w:color="000000"/>
-              <w:left w:val="single" w:sz="1" w:space="0" w:color="000000"/>
-              <w:right w:val="single" w:sz="1" w:space="0" w:color="000000"/>
-            </w:tcBorders>
-          </w:tcPr>
-          <w:p>
-            <w:pPr>
-              <w:spacing w:lineRule="auto"/>
-            </w:pPr>
-            <w:r>
-              <w:rPr/>
-              <w:t xml:space="preserve">Informe_Evaluacion_Estrategica_Uber_Truck.docx</w:t>
-            </w:r>
-          </w:p>
-        </w:tc>
-        <w:tc>
-          <w:tcPr>
-            <w:tcBorders>
-              <w:top w:val="single" w:sz="1" w:space="0" w:color="000000"/>
-              <w:bottom w:val="single" w:sz="1" w:space="0" w:color="000000"/>
-              <w:left w:val="single" w:sz="1" w:space="0" w:color="000000"/>
-              <w:right w:val="single" w:sz="1" w:space="0" w:color="000000"/>
-            </w:tcBorders>
-          </w:tcPr>
-          <w:p>
-            <w:pPr>
-              <w:spacing w:lineRule="auto"/>
-            </w:pPr>
-            <w:r>
-              <w:rPr/>
-              <w:t xml:space="preserve">Fuente en Downloads del usuario</w:t>
+              <w:rPr>
+                <w:b/>
+              </w:rPr>
+              <w:t xml:space="preserve">Memoria técnica + Gantt</w:t>
+            </w:r>
+          </w:p>
+        </w:tc>
+        <w:tc>
+          <w:tcPr>
+            <w:tcBorders>
+              <w:top w:val="single" w:sz="1" w:space="0" w:color="000000"/>
+              <w:bottom w:val="single" w:sz="1" w:space="0" w:color="000000"/>
+              <w:left w:val="single" w:sz="1" w:space="0" w:color="000000"/>
+              <w:right w:val="single" w:sz="1" w:space="0" w:color="000000"/>
+            </w:tcBorders>
+          </w:tcPr>
+          <w:p>
+            <w:pPr>
+              <w:spacing w:lineRule="auto"/>
+            </w:pPr>
+            <w:hyperlink r:id="rId7">
+              <w:r>
+                <w:rPr>
+                  <w:rStyle w:val="Hyperlink"/>
+                </w:rPr>
+                <w:t xml:space="preserve">Memoria-tecnica-Uber-Truck.html</w:t>
+              </w:r>
+            </w:hyperlink>
+          </w:p>
+        </w:tc>
+        <w:tc>
+          <w:tcPr>
+            <w:tcBorders>
+              <w:top w:val="single" w:sz="1" w:space="0" w:color="000000"/>
+              <w:bottom w:val="single" w:sz="1" w:space="0" w:color="000000"/>
+              <w:left w:val="single" w:sz="1" w:space="0" w:color="000000"/>
+              <w:right w:val="single" w:sz="1" w:space="0" w:color="000000"/>
+            </w:tcBorders>
+          </w:tcPr>
+          <w:p>
+            <w:pPr>
+              <w:spacing w:lineRule="auto"/>
+            </w:pPr>
+            <w:r>
+              <w:rPr/>
+              <w:t xml:space="preserve">Memoria-tecnica-Uber-Truck.docx</w:t>
             </w:r>
           </w:p>
         </w:tc>
@@ -224,45 +298,49 @@
             </w:pPr>
             <w:r>
               <w:rPr/>
-              <w:t xml:space="preserve">Kickoff</w:t>
-            </w:r>
-          </w:p>
-        </w:tc>
-        <w:tc>
-          <w:tcPr>
-            <w:tcBorders>
-              <w:top w:val="single" w:sz="1" w:space="0" w:color="000000"/>
-              <w:bottom w:val="single" w:sz="1" w:space="0" w:color="000000"/>
-              <w:left w:val="single" w:sz="1" w:space="0" w:color="000000"/>
-              <w:right w:val="single" w:sz="1" w:space="0" w:color="000000"/>
-            </w:tcBorders>
-          </w:tcPr>
-          <w:p>
-            <w:pPr>
-              <w:spacing w:lineRule="auto"/>
-            </w:pPr>
-            <w:r>
-              <w:rPr/>
-              <w:t xml:space="preserve">Kickoff-Uber-Truck.docx</w:t>
-            </w:r>
-          </w:p>
-        </w:tc>
-        <w:tc>
-          <w:tcPr>
-            <w:tcBorders>
-              <w:top w:val="single" w:sz="1" w:space="0" w:color="000000"/>
-              <w:bottom w:val="single" w:sz="1" w:space="0" w:color="000000"/>
-              <w:left w:val="single" w:sz="1" w:space="0" w:color="000000"/>
-              <w:right w:val="single" w:sz="1" w:space="0" w:color="000000"/>
-            </w:tcBorders>
-          </w:tcPr>
-          <w:p>
-            <w:pPr>
-              <w:spacing w:lineRule="auto"/>
-            </w:pPr>
-            <w:r>
-              <w:rPr/>
-              <w:t xml:space="preserve">Visión MVP y stack</w:t>
+              <w:t xml:space="preserve">Gantt detallado</w:t>
+            </w:r>
+          </w:p>
+        </w:tc>
+        <w:tc>
+          <w:tcPr>
+            <w:tcBorders>
+              <w:top w:val="single" w:sz="1" w:space="0" w:color="000000"/>
+              <w:bottom w:val="single" w:sz="1" w:space="0" w:color="000000"/>
+              <w:left w:val="single" w:sz="1" w:space="0" w:color="000000"/>
+              <w:right w:val="single" w:sz="1" w:space="0" w:color="000000"/>
+            </w:tcBorders>
+          </w:tcPr>
+          <w:p>
+            <w:pPr>
+              <w:spacing w:lineRule="auto"/>
+            </w:pPr>
+            <w:hyperlink r:id="rId8">
+              <w:r>
+                <w:rPr>
+                  <w:rStyle w:val="Hyperlink"/>
+                </w:rPr>
+                <w:t xml:space="preserve">Gantt-Uber-Truck.html</w:t>
+              </w:r>
+            </w:hyperlink>
+          </w:p>
+        </w:tc>
+        <w:tc>
+          <w:tcPr>
+            <w:tcBorders>
+              <w:top w:val="single" w:sz="1" w:space="0" w:color="000000"/>
+              <w:bottom w:val="single" w:sz="1" w:space="0" w:color="000000"/>
+              <w:left w:val="single" w:sz="1" w:space="0" w:color="000000"/>
+              <w:right w:val="single" w:sz="1" w:space="0" w:color="000000"/>
+            </w:tcBorders>
+          </w:tcPr>
+          <w:p>
+            <w:pPr>
+              <w:spacing w:lineRule="auto"/>
+            </w:pPr>
+            <w:r>
+              <w:rPr/>
+              <w:t xml:space="preserve">Gantt-Uber-Truck.docx</w:t>
             </w:r>
           </w:p>
         </w:tc>
@@ -284,45 +362,49 @@
             </w:pPr>
             <w:r>
               <w:rPr/>
-              <w:t xml:space="preserve">Journey de usuario</w:t>
-            </w:r>
-          </w:p>
-        </w:tc>
-        <w:tc>
-          <w:tcPr>
-            <w:tcBorders>
-              <w:top w:val="single" w:sz="1" w:space="0" w:color="000000"/>
-              <w:bottom w:val="single" w:sz="1" w:space="0" w:color="000000"/>
-              <w:left w:val="single" w:sz="1" w:space="0" w:color="000000"/>
-              <w:right w:val="single" w:sz="1" w:space="0" w:color="000000"/>
-            </w:tcBorders>
-          </w:tcPr>
-          <w:p>
-            <w:pPr>
-              <w:spacing w:lineRule="auto"/>
-            </w:pPr>
-            <w:r>
-              <w:rPr/>
-              <w:t xml:space="preserve">Journey-Usuario-Uber-Truck.docx</w:t>
-            </w:r>
-          </w:p>
-        </w:tc>
-        <w:tc>
-          <w:tcPr>
-            <w:tcBorders>
-              <w:top w:val="single" w:sz="1" w:space="0" w:color="000000"/>
-              <w:bottom w:val="single" w:sz="1" w:space="0" w:color="000000"/>
-              <w:left w:val="single" w:sz="1" w:space="0" w:color="000000"/>
-              <w:right w:val="single" w:sz="1" w:space="0" w:color="000000"/>
-            </w:tcBorders>
-          </w:tcPr>
-          <w:p>
-            <w:pPr>
-              <w:spacing w:lineRule="auto"/>
-            </w:pPr>
-            <w:r>
-              <w:rPr/>
-              <w:t xml:space="preserve">Recorridos carrier / embarcador</w:t>
+              <w:t xml:space="preserve">Resumen canvas</w:t>
+            </w:r>
+          </w:p>
+        </w:tc>
+        <w:tc>
+          <w:tcPr>
+            <w:tcBorders>
+              <w:top w:val="single" w:sz="1" w:space="0" w:color="000000"/>
+              <w:bottom w:val="single" w:sz="1" w:space="0" w:color="000000"/>
+              <w:left w:val="single" w:sz="1" w:space="0" w:color="000000"/>
+              <w:right w:val="single" w:sz="1" w:space="0" w:color="000000"/>
+            </w:tcBorders>
+          </w:tcPr>
+          <w:p>
+            <w:pPr>
+              <w:spacing w:lineRule="auto"/>
+            </w:pPr>
+            <w:hyperlink r:id="rId9">
+              <w:r>
+                <w:rPr>
+                  <w:rStyle w:val="Hyperlink"/>
+                </w:rPr>
+                <w:t xml:space="preserve">Canvas-Resumen-Uber-Truck.html</w:t>
+              </w:r>
+            </w:hyperlink>
+          </w:p>
+        </w:tc>
+        <w:tc>
+          <w:tcPr>
+            <w:tcBorders>
+              <w:top w:val="single" w:sz="1" w:space="0" w:color="000000"/>
+              <w:bottom w:val="single" w:sz="1" w:space="0" w:color="000000"/>
+              <w:left w:val="single" w:sz="1" w:space="0" w:color="000000"/>
+              <w:right w:val="single" w:sz="1" w:space="0" w:color="000000"/>
+            </w:tcBorders>
+          </w:tcPr>
+          <w:p>
+            <w:pPr>
+              <w:spacing w:lineRule="auto"/>
+            </w:pPr>
+            <w:r>
+              <w:rPr/>
+              <w:t xml:space="preserve">Canvas-Resumen-Uber-Truck.docx</w:t>
             </w:r>
           </w:p>
         </w:tc>
@@ -344,45 +426,49 @@
             </w:pPr>
             <w:r>
               <w:rPr/>
-              <w:t xml:space="preserve">Memoria técnica</w:t>
-            </w:r>
-          </w:p>
-        </w:tc>
-        <w:tc>
-          <w:tcPr>
-            <w:tcBorders>
-              <w:top w:val="single" w:sz="1" w:space="0" w:color="000000"/>
-              <w:bottom w:val="single" w:sz="1" w:space="0" w:color="000000"/>
-              <w:left w:val="single" w:sz="1" w:space="0" w:color="000000"/>
-              <w:right w:val="single" w:sz="1" w:space="0" w:color="000000"/>
-            </w:tcBorders>
-          </w:tcPr>
-          <w:p>
-            <w:pPr>
-              <w:spacing w:lineRule="auto"/>
-            </w:pPr>
-            <w:r>
-              <w:rPr/>
-              <w:t xml:space="preserve">Memoria-tecnica-Uber-Truck.docx</w:t>
-            </w:r>
-          </w:p>
-        </w:tc>
-        <w:tc>
-          <w:tcPr>
-            <w:tcBorders>
-              <w:top w:val="single" w:sz="1" w:space="0" w:color="000000"/>
-              <w:bottom w:val="single" w:sz="1" w:space="0" w:color="000000"/>
-              <w:left w:val="single" w:sz="1" w:space="0" w:color="000000"/>
-              <w:right w:val="single" w:sz="1" w:space="0" w:color="000000"/>
-            </w:tcBorders>
-          </w:tcPr>
-          <w:p>
-            <w:pPr>
-              <w:spacing w:lineRule="auto"/>
-            </w:pPr>
-            <w:r>
-              <w:rPr/>
-              <w:t xml:space="preserve">Arquitectura, API, datos</w:t>
+              <w:t xml:space="preserve">Modelo de negocio</w:t>
+            </w:r>
+          </w:p>
+        </w:tc>
+        <w:tc>
+          <w:tcPr>
+            <w:tcBorders>
+              <w:top w:val="single" w:sz="1" w:space="0" w:color="000000"/>
+              <w:bottom w:val="single" w:sz="1" w:space="0" w:color="000000"/>
+              <w:left w:val="single" w:sz="1" w:space="0" w:color="000000"/>
+              <w:right w:val="single" w:sz="1" w:space="0" w:color="000000"/>
+            </w:tcBorders>
+          </w:tcPr>
+          <w:p>
+            <w:pPr>
+              <w:spacing w:lineRule="auto"/>
+            </w:pPr>
+            <w:hyperlink r:id="rId10">
+              <w:r>
+                <w:rPr>
+                  <w:rStyle w:val="Hyperlink"/>
+                </w:rPr>
+                <w:t xml:space="preserve">Modelo-Negocio-Uber-Truck.html</w:t>
+              </w:r>
+            </w:hyperlink>
+          </w:p>
+        </w:tc>
+        <w:tc>
+          <w:tcPr>
+            <w:tcBorders>
+              <w:top w:val="single" w:sz="1" w:space="0" w:color="000000"/>
+              <w:bottom w:val="single" w:sz="1" w:space="0" w:color="000000"/>
+              <w:left w:val="single" w:sz="1" w:space="0" w:color="000000"/>
+              <w:right w:val="single" w:sz="1" w:space="0" w:color="000000"/>
+            </w:tcBorders>
+          </w:tcPr>
+          <w:p>
+            <w:pPr>
+              <w:spacing w:lineRule="auto"/>
+            </w:pPr>
+            <w:r>
+              <w:rPr/>
+              <w:t xml:space="preserve">Modelo-Negocio-Uber-Truck.docx</w:t>
             </w:r>
           </w:p>
         </w:tc>
@@ -404,45 +490,49 @@
             </w:pPr>
             <w:r>
               <w:rPr/>
-              <w:t xml:space="preserve">Gantt</w:t>
-            </w:r>
-          </w:p>
-        </w:tc>
-        <w:tc>
-          <w:tcPr>
-            <w:tcBorders>
-              <w:top w:val="single" w:sz="1" w:space="0" w:color="000000"/>
-              <w:bottom w:val="single" w:sz="1" w:space="0" w:color="000000"/>
-              <w:left w:val="single" w:sz="1" w:space="0" w:color="000000"/>
-              <w:right w:val="single" w:sz="1" w:space="0" w:color="000000"/>
-            </w:tcBorders>
-          </w:tcPr>
-          <w:p>
-            <w:pPr>
-              <w:spacing w:lineRule="auto"/>
-            </w:pPr>
-            <w:r>
-              <w:rPr/>
-              <w:t xml:space="preserve">Gantt-Uber-Truck.docx</w:t>
-            </w:r>
-          </w:p>
-        </w:tc>
-        <w:tc>
-          <w:tcPr>
-            <w:tcBorders>
-              <w:top w:val="single" w:sz="1" w:space="0" w:color="000000"/>
-              <w:bottom w:val="single" w:sz="1" w:space="0" w:color="000000"/>
-              <w:left w:val="single" w:sz="1" w:space="0" w:color="000000"/>
-              <w:right w:val="single" w:sz="1" w:space="0" w:color="000000"/>
-            </w:tcBorders>
-          </w:tcPr>
-          <w:p>
-            <w:pPr>
-              <w:spacing w:lineRule="auto"/>
-            </w:pPr>
-            <w:r>
-              <w:rPr/>
-              <w:t xml:space="preserve">Cronograma jun 2026 – mar 2027</w:t>
+              <w:t xml:space="preserve">Journey usuario</w:t>
+            </w:r>
+          </w:p>
+        </w:tc>
+        <w:tc>
+          <w:tcPr>
+            <w:tcBorders>
+              <w:top w:val="single" w:sz="1" w:space="0" w:color="000000"/>
+              <w:bottom w:val="single" w:sz="1" w:space="0" w:color="000000"/>
+              <w:left w:val="single" w:sz="1" w:space="0" w:color="000000"/>
+              <w:right w:val="single" w:sz="1" w:space="0" w:color="000000"/>
+            </w:tcBorders>
+          </w:tcPr>
+          <w:p>
+            <w:pPr>
+              <w:spacing w:lineRule="auto"/>
+            </w:pPr>
+            <w:hyperlink r:id="rId11">
+              <w:r>
+                <w:rPr>
+                  <w:rStyle w:val="Hyperlink"/>
+                </w:rPr>
+                <w:t xml:space="preserve">Journey-Usuario-Uber-Truck.html</w:t>
+              </w:r>
+            </w:hyperlink>
+          </w:p>
+        </w:tc>
+        <w:tc>
+          <w:tcPr>
+            <w:tcBorders>
+              <w:top w:val="single" w:sz="1" w:space="0" w:color="000000"/>
+              <w:bottom w:val="single" w:sz="1" w:space="0" w:color="000000"/>
+              <w:left w:val="single" w:sz="1" w:space="0" w:color="000000"/>
+              <w:right w:val="single" w:sz="1" w:space="0" w:color="000000"/>
+            </w:tcBorders>
+          </w:tcPr>
+          <w:p>
+            <w:pPr>
+              <w:spacing w:lineRule="auto"/>
+            </w:pPr>
+            <w:r>
+              <w:rPr/>
+              <w:t xml:space="preserve">Journey-Usuario-Uber-Truck.docx</w:t>
             </w:r>
           </w:p>
         </w:tc>
@@ -464,45 +554,433 @@
             </w:pPr>
             <w:r>
               <w:rPr/>
-              <w:t xml:space="preserve">Modelo de negocio</w:t>
-            </w:r>
-          </w:p>
-        </w:tc>
-        <w:tc>
-          <w:tcPr>
-            <w:tcBorders>
-              <w:top w:val="single" w:sz="1" w:space="0" w:color="000000"/>
-              <w:bottom w:val="single" w:sz="1" w:space="0" w:color="000000"/>
-              <w:left w:val="single" w:sz="1" w:space="0" w:color="000000"/>
-              <w:right w:val="single" w:sz="1" w:space="0" w:color="000000"/>
-            </w:tcBorders>
-          </w:tcPr>
-          <w:p>
-            <w:pPr>
-              <w:spacing w:lineRule="auto"/>
-            </w:pPr>
-            <w:r>
-              <w:rPr/>
-              <w:t xml:space="preserve">Modelo-Negocio-Uber-Truck.docx</w:t>
-            </w:r>
-          </w:p>
-        </w:tc>
-        <w:tc>
-          <w:tcPr>
-            <w:tcBorders>
-              <w:top w:val="single" w:sz="1" w:space="0" w:color="000000"/>
-              <w:bottom w:val="single" w:sz="1" w:space="0" w:color="000000"/>
-              <w:left w:val="single" w:sz="1" w:space="0" w:color="000000"/>
-              <w:right w:val="single" w:sz="1" w:space="0" w:color="000000"/>
-            </w:tcBorders>
-          </w:tcPr>
-          <w:p>
-            <w:pPr>
-              <w:spacing w:lineRule="auto"/>
-            </w:pPr>
-            <w:r>
-              <w:rPr/>
-              <w:t xml:space="preserve">Monetización y KPIs</w:t>
+              <w:t xml:space="preserve">Kickoff</w:t>
+            </w:r>
+          </w:p>
+        </w:tc>
+        <w:tc>
+          <w:tcPr>
+            <w:tcBorders>
+              <w:top w:val="single" w:sz="1" w:space="0" w:color="000000"/>
+              <w:bottom w:val="single" w:sz="1" w:space="0" w:color="000000"/>
+              <w:left w:val="single" w:sz="1" w:space="0" w:color="000000"/>
+              <w:right w:val="single" w:sz="1" w:space="0" w:color="000000"/>
+            </w:tcBorders>
+          </w:tcPr>
+          <w:p>
+            <w:pPr>
+              <w:spacing w:lineRule="auto"/>
+            </w:pPr>
+            <w:hyperlink r:id="rId12">
+              <w:r>
+                <w:rPr>
+                  <w:rStyle w:val="Hyperlink"/>
+                </w:rPr>
+                <w:t xml:space="preserve">Kickoff-Uber-Truck.html</w:t>
+              </w:r>
+            </w:hyperlink>
+          </w:p>
+        </w:tc>
+        <w:tc>
+          <w:tcPr>
+            <w:tcBorders>
+              <w:top w:val="single" w:sz="1" w:space="0" w:color="000000"/>
+              <w:bottom w:val="single" w:sz="1" w:space="0" w:color="000000"/>
+              <w:left w:val="single" w:sz="1" w:space="0" w:color="000000"/>
+              <w:right w:val="single" w:sz="1" w:space="0" w:color="000000"/>
+            </w:tcBorders>
+          </w:tcPr>
+          <w:p>
+            <w:pPr>
+              <w:spacing w:lineRule="auto"/>
+            </w:pPr>
+            <w:r>
+              <w:rPr/>
+              <w:t xml:space="preserve">Kickoff-Uber-Truck.docx</w:t>
+            </w:r>
+          </w:p>
+        </w:tc>
+      </w:tr>
+      <w:tr>
+        <w:trPr/>
+        <w:tc>
+          <w:tcPr>
+            <w:tcBorders>
+              <w:top w:val="single" w:sz="1" w:space="0" w:color="000000"/>
+              <w:bottom w:val="single" w:sz="1" w:space="0" w:color="000000"/>
+              <w:left w:val="single" w:sz="1" w:space="0" w:color="000000"/>
+              <w:right w:val="single" w:sz="1" w:space="0" w:color="000000"/>
+            </w:tcBorders>
+          </w:tcPr>
+          <w:p>
+            <w:pPr>
+              <w:spacing w:lineRule="auto"/>
+            </w:pPr>
+            <w:r>
+              <w:rPr/>
+              <w:t xml:space="preserve">Próximos hitos</w:t>
+            </w:r>
+          </w:p>
+        </w:tc>
+        <w:tc>
+          <w:tcPr>
+            <w:tcBorders>
+              <w:top w:val="single" w:sz="1" w:space="0" w:color="000000"/>
+              <w:bottom w:val="single" w:sz="1" w:space="0" w:color="000000"/>
+              <w:left w:val="single" w:sz="1" w:space="0" w:color="000000"/>
+              <w:right w:val="single" w:sz="1" w:space="0" w:color="000000"/>
+            </w:tcBorders>
+          </w:tcPr>
+          <w:p>
+            <w:pPr>
+              <w:spacing w:lineRule="auto"/>
+            </w:pPr>
+            <w:hyperlink r:id="rId13">
+              <w:r>
+                <w:rPr>
+                  <w:rStyle w:val="Hyperlink"/>
+                </w:rPr>
+                <w:t xml:space="preserve">Proximos-Hitos-Uber-Truck.html</w:t>
+              </w:r>
+            </w:hyperlink>
+          </w:p>
+        </w:tc>
+        <w:tc>
+          <w:tcPr>
+            <w:tcBorders>
+              <w:top w:val="single" w:sz="1" w:space="0" w:color="000000"/>
+              <w:bottom w:val="single" w:sz="1" w:space="0" w:color="000000"/>
+              <w:left w:val="single" w:sz="1" w:space="0" w:color="000000"/>
+              <w:right w:val="single" w:sz="1" w:space="0" w:color="000000"/>
+            </w:tcBorders>
+          </w:tcPr>
+          <w:p>
+            <w:pPr>
+              <w:spacing w:lineRule="auto"/>
+            </w:pPr>
+            <w:r>
+              <w:rPr/>
+              <w:t xml:space="preserve">Proximos-Hitos-Uber-Truck.docx</w:t>
+            </w:r>
+          </w:p>
+        </w:tc>
+      </w:tr>
+      <w:tr>
+        <w:trPr/>
+        <w:tc>
+          <w:tcPr>
+            <w:tcBorders>
+              <w:top w:val="single" w:sz="1" w:space="0" w:color="000000"/>
+              <w:bottom w:val="single" w:sz="1" w:space="0" w:color="000000"/>
+              <w:left w:val="single" w:sz="1" w:space="0" w:color="000000"/>
+              <w:right w:val="single" w:sz="1" w:space="0" w:color="000000"/>
+            </w:tcBorders>
+          </w:tcPr>
+          <w:p>
+            <w:pPr>
+              <w:spacing w:lineRule="auto"/>
+            </w:pPr>
+            <w:r>
+              <w:rPr/>
+              <w:t xml:space="preserve">Hito MVP digital</w:t>
+            </w:r>
+          </w:p>
+        </w:tc>
+        <w:tc>
+          <w:tcPr>
+            <w:tcBorders>
+              <w:top w:val="single" w:sz="1" w:space="0" w:color="000000"/>
+              <w:bottom w:val="single" w:sz="1" w:space="0" w:color="000000"/>
+              <w:left w:val="single" w:sz="1" w:space="0" w:color="000000"/>
+              <w:right w:val="single" w:sz="1" w:space="0" w:color="000000"/>
+            </w:tcBorders>
+          </w:tcPr>
+          <w:p>
+            <w:pPr>
+              <w:spacing w:lineRule="auto"/>
+            </w:pPr>
+            <w:hyperlink r:id="rId14">
+              <w:r>
+                <w:rPr>
+                  <w:rStyle w:val="Hyperlink"/>
+                </w:rPr>
+                <w:t xml:space="preserve">Hito-Digital-MVP-Uber-Truck.html</w:t>
+              </w:r>
+            </w:hyperlink>
+          </w:p>
+        </w:tc>
+        <w:tc>
+          <w:tcPr>
+            <w:tcBorders>
+              <w:top w:val="single" w:sz="1" w:space="0" w:color="000000"/>
+              <w:bottom w:val="single" w:sz="1" w:space="0" w:color="000000"/>
+              <w:left w:val="single" w:sz="1" w:space="0" w:color="000000"/>
+              <w:right w:val="single" w:sz="1" w:space="0" w:color="000000"/>
+            </w:tcBorders>
+          </w:tcPr>
+          <w:p>
+            <w:pPr>
+              <w:spacing w:lineRule="auto"/>
+            </w:pPr>
+            <w:r>
+              <w:rPr/>
+              <w:t xml:space="preserve">Hito-Digital-MVP-Uber-Truck.docx</w:t>
+            </w:r>
+          </w:p>
+        </w:tc>
+      </w:tr>
+      <w:tr>
+        <w:trPr/>
+        <w:tc>
+          <w:tcPr>
+            <w:tcBorders>
+              <w:top w:val="single" w:sz="1" w:space="0" w:color="000000"/>
+              <w:bottom w:val="single" w:sz="1" w:space="0" w:color="000000"/>
+              <w:left w:val="single" w:sz="1" w:space="0" w:color="000000"/>
+              <w:right w:val="single" w:sz="1" w:space="0" w:color="000000"/>
+            </w:tcBorders>
+          </w:tcPr>
+          <w:p>
+            <w:pPr>
+              <w:spacing w:lineRule="auto"/>
+            </w:pPr>
+            <w:r>
+              <w:rPr/>
+              <w:t xml:space="preserve">Roadmap</w:t>
+            </w:r>
+          </w:p>
+        </w:tc>
+        <w:tc>
+          <w:tcPr>
+            <w:tcBorders>
+              <w:top w:val="single" w:sz="1" w:space="0" w:color="000000"/>
+              <w:bottom w:val="single" w:sz="1" w:space="0" w:color="000000"/>
+              <w:left w:val="single" w:sz="1" w:space="0" w:color="000000"/>
+              <w:right w:val="single" w:sz="1" w:space="0" w:color="000000"/>
+            </w:tcBorders>
+          </w:tcPr>
+          <w:p>
+            <w:pPr>
+              <w:spacing w:lineRule="auto"/>
+            </w:pPr>
+            <w:hyperlink r:id="rId15">
+              <w:r>
+                <w:rPr>
+                  <w:rStyle w:val="Hyperlink"/>
+                </w:rPr>
+                <w:t xml:space="preserve">Roadmap-Uber-Truck.html</w:t>
+              </w:r>
+            </w:hyperlink>
+          </w:p>
+        </w:tc>
+        <w:tc>
+          <w:tcPr>
+            <w:tcBorders>
+              <w:top w:val="single" w:sz="1" w:space="0" w:color="000000"/>
+              <w:bottom w:val="single" w:sz="1" w:space="0" w:color="000000"/>
+              <w:left w:val="single" w:sz="1" w:space="0" w:color="000000"/>
+              <w:right w:val="single" w:sz="1" w:space="0" w:color="000000"/>
+            </w:tcBorders>
+          </w:tcPr>
+          <w:p>
+            <w:pPr>
+              <w:spacing w:lineRule="auto"/>
+            </w:pPr>
+            <w:r>
+              <w:rPr/>
+              <w:t xml:space="preserve">Roadmap-Uber-Truck.docx</w:t>
+            </w:r>
+          </w:p>
+        </w:tc>
+      </w:tr>
+      <w:tr>
+        <w:trPr/>
+        <w:tc>
+          <w:tcPr>
+            <w:tcBorders>
+              <w:top w:val="single" w:sz="1" w:space="0" w:color="000000"/>
+              <w:bottom w:val="single" w:sz="1" w:space="0" w:color="000000"/>
+              <w:left w:val="single" w:sz="1" w:space="0" w:color="000000"/>
+              <w:right w:val="single" w:sz="1" w:space="0" w:color="000000"/>
+            </w:tcBorders>
+          </w:tcPr>
+          <w:p>
+            <w:pPr>
+              <w:spacing w:lineRule="auto"/>
+            </w:pPr>
+            <w:r>
+              <w:rPr/>
+              <w:t xml:space="preserve">Política cancelación</w:t>
+            </w:r>
+          </w:p>
+        </w:tc>
+        <w:tc>
+          <w:tcPr>
+            <w:tcBorders>
+              <w:top w:val="single" w:sz="1" w:space="0" w:color="000000"/>
+              <w:bottom w:val="single" w:sz="1" w:space="0" w:color="000000"/>
+              <w:left w:val="single" w:sz="1" w:space="0" w:color="000000"/>
+              <w:right w:val="single" w:sz="1" w:space="0" w:color="000000"/>
+            </w:tcBorders>
+          </w:tcPr>
+          <w:p>
+            <w:pPr>
+              <w:spacing w:lineRule="auto"/>
+            </w:pPr>
+            <w:hyperlink r:id="rId16">
+              <w:r>
+                <w:rPr>
+                  <w:rStyle w:val="Hyperlink"/>
+                </w:rPr>
+                <w:t xml:space="preserve">Politica-Cancelacion-Uber-Truck.html</w:t>
+              </w:r>
+            </w:hyperlink>
+          </w:p>
+        </w:tc>
+        <w:tc>
+          <w:tcPr>
+            <w:tcBorders>
+              <w:top w:val="single" w:sz="1" w:space="0" w:color="000000"/>
+              <w:bottom w:val="single" w:sz="1" w:space="0" w:color="000000"/>
+              <w:left w:val="single" w:sz="1" w:space="0" w:color="000000"/>
+              <w:right w:val="single" w:sz="1" w:space="0" w:color="000000"/>
+            </w:tcBorders>
+          </w:tcPr>
+          <w:p>
+            <w:pPr>
+              <w:spacing w:lineRule="auto"/>
+            </w:pPr>
+            <w:r>
+              <w:rPr/>
+              <w:t xml:space="preserve">Politica-Cancelacion-Uber-Truck.docx</w:t>
+            </w:r>
+          </w:p>
+        </w:tc>
+      </w:tr>
+      <w:tr>
+        <w:trPr/>
+        <w:tc>
+          <w:tcPr>
+            <w:tcBorders>
+              <w:top w:val="single" w:sz="1" w:space="0" w:color="000000"/>
+              <w:bottom w:val="single" w:sz="1" w:space="0" w:color="000000"/>
+              <w:left w:val="single" w:sz="1" w:space="0" w:color="000000"/>
+              <w:right w:val="single" w:sz="1" w:space="0" w:color="000000"/>
+            </w:tcBorders>
+          </w:tcPr>
+          <w:p>
+            <w:pPr>
+              <w:spacing w:lineRule="auto"/>
+            </w:pPr>
+            <w:r>
+              <w:rPr/>
+              <w:t xml:space="preserve">Multas y cuenta</w:t>
+            </w:r>
+          </w:p>
+        </w:tc>
+        <w:tc>
+          <w:tcPr>
+            <w:tcBorders>
+              <w:top w:val="single" w:sz="1" w:space="0" w:color="000000"/>
+              <w:bottom w:val="single" w:sz="1" w:space="0" w:color="000000"/>
+              <w:left w:val="single" w:sz="1" w:space="0" w:color="000000"/>
+              <w:right w:val="single" w:sz="1" w:space="0" w:color="000000"/>
+            </w:tcBorders>
+          </w:tcPr>
+          <w:p>
+            <w:pPr>
+              <w:spacing w:lineRule="auto"/>
+            </w:pPr>
+            <w:hyperlink r:id="rId17">
+              <w:r>
+                <w:rPr>
+                  <w:rStyle w:val="Hyperlink"/>
+                </w:rPr>
+                <w:t xml:space="preserve">Multas-Cuenta-Uber-Truck.html</w:t>
+              </w:r>
+            </w:hyperlink>
+          </w:p>
+        </w:tc>
+        <w:tc>
+          <w:tcPr>
+            <w:tcBorders>
+              <w:top w:val="single" w:sz="1" w:space="0" w:color="000000"/>
+              <w:bottom w:val="single" w:sz="1" w:space="0" w:color="000000"/>
+              <w:left w:val="single" w:sz="1" w:space="0" w:color="000000"/>
+              <w:right w:val="single" w:sz="1" w:space="0" w:color="000000"/>
+            </w:tcBorders>
+          </w:tcPr>
+          <w:p>
+            <w:pPr>
+              <w:spacing w:lineRule="auto"/>
+            </w:pPr>
+            <w:r>
+              <w:rPr/>
+              <w:t xml:space="preserve">Multas-Cuenta-Uber-Truck.docx</w:t>
+            </w:r>
+          </w:p>
+        </w:tc>
+      </w:tr>
+      <w:tr>
+        <w:trPr/>
+        <w:tc>
+          <w:tcPr>
+            <w:tcBorders>
+              <w:top w:val="single" w:sz="1" w:space="0" w:color="000000"/>
+              <w:bottom w:val="single" w:sz="1" w:space="0" w:color="000000"/>
+              <w:left w:val="single" w:sz="1" w:space="0" w:color="000000"/>
+              <w:right w:val="single" w:sz="1" w:space="0" w:color="000000"/>
+            </w:tcBorders>
+          </w:tcPr>
+          <w:p>
+            <w:pPr>
+              <w:spacing w:lineRule="auto"/>
+            </w:pPr>
+            <w:r>
+              <w:rPr/>
+              <w:t xml:space="preserve">SQL Supabase</w:t>
+            </w:r>
+          </w:p>
+        </w:tc>
+        <w:tc>
+          <w:tcPr>
+            <w:tcBorders>
+              <w:top w:val="single" w:sz="1" w:space="0" w:color="000000"/>
+              <w:bottom w:val="single" w:sz="1" w:space="0" w:color="000000"/>
+              <w:left w:val="single" w:sz="1" w:space="0" w:color="000000"/>
+              <w:right w:val="single" w:sz="1" w:space="0" w:color="000000"/>
+            </w:tcBorders>
+          </w:tcPr>
+          <w:p>
+            <w:pPr>
+              <w:spacing w:lineRule="auto"/>
+            </w:pPr>
+            <w:hyperlink r:id="rId18">
+              <w:r>
+                <w:rPr>
+                  <w:rStyle w:val="Hyperlink"/>
+                </w:rPr>
+                <w:t xml:space="preserve">Sql-Supabase-Uber-Truck.html</w:t>
+              </w:r>
+            </w:hyperlink>
+          </w:p>
+        </w:tc>
+        <w:tc>
+          <w:tcPr>
+            <w:tcBorders>
+              <w:top w:val="single" w:sz="1" w:space="0" w:color="000000"/>
+              <w:bottom w:val="single" w:sz="1" w:space="0" w:color="000000"/>
+              <w:left w:val="single" w:sz="1" w:space="0" w:color="000000"/>
+              <w:right w:val="single" w:sz="1" w:space="0" w:color="000000"/>
+            </w:tcBorders>
+          </w:tcPr>
+          <w:p>
+            <w:pPr>
+              <w:spacing w:lineRule="auto"/>
+            </w:pPr>
+            <w:r>
+              <w:rPr/>
+              <w:t xml:space="preserve">Sql-Supabase-Uber-Truck.docx</w:t>
             </w:r>
           </w:p>
         </w:tc>
@@ -523,7 +1001,7 @@
       </w:pPr>
       <w:r>
         <w:rPr/>
-        <w:t xml:space="preserve">Markdown editable (repo)</w:t>
+        <w:t xml:space="preserve">Orden de lectura</w:t>
       </w:r>
     </w:p>
     <w:p>
@@ -536,7 +1014,7 @@
       </w:pPr>
       <w:r>
         <w:rPr/>
-        <w:t xml:space="preserve">docs/KICKOFF.md</w:t>
+        <w:t xml:space="preserve">Memoria técnica</w:t>
       </w:r>
     </w:p>
     <w:p>
@@ -549,7 +1027,7 @@
       </w:pPr>
       <w:r>
         <w:rPr/>
-        <w:t xml:space="preserve">docs/ROADMAP.md</w:t>
+        <w:t xml:space="preserve">Modelo de negocio → Journey</w:t>
       </w:r>
     </w:p>
     <w:p>
@@ -562,17 +1040,20 @@
       </w:pPr>
       <w:r>
         <w:rPr/>
-        <w:t xml:space="preserve">docs/PROXIMOS-HITOS.md</w:t>
+        <w:t xml:space="preserve">Próximos hitos / Roadmap</w:t>
       </w:r>
     </w:p>
     <w:p>
       <w:pPr>
-        <w:pStyle w:val="Heading2"/>
+        <w:numPr>
+          <w:ilvl w:val="0"/>
+          <w:numId w:val="1"/>
+        </w:numPr>
         <w:spacing w:lineRule="auto"/>
       </w:pPr>
       <w:r>
         <w:rPr/>
-        <w:t xml:space="preserve">Exportar todo a Word</w:t>
+        <w:t xml:space="preserve">Políticas y SQL según tarea</w:t>
       </w:r>
     </w:p>
     <w:p>
@@ -581,95 +1062,7 @@
       </w:pPr>
       <w:r>
         <w:rPr/>
-        <w:t xml:space="preserve">npm run export:all-docs</w:t>
-      </w:r>
-    </w:p>
-    <w:p>
-      <w:pPr>
-        <w:pStyle w:val="Heading2"/>
-        <w:spacing w:lineRule="auto"/>
-      </w:pPr>
-      <w:r>
-        <w:rPr/>
-        <w:t xml:space="preserve">Orden de lectura sugerido</w:t>
-      </w:r>
-    </w:p>
-    <w:p>
-      <w:pPr>
-        <w:numPr>
-          <w:ilvl w:val="0"/>
-          <w:numId w:val="2"/>
-        </w:numPr>
-        <w:spacing w:lineRule="auto"/>
-      </w:pPr>
-      <w:r>
-        <w:rPr/>
-        <w:t xml:space="preserve">Informe estratégico (origen)</w:t>
-      </w:r>
-    </w:p>
-    <w:p>
-      <w:pPr>
-        <w:numPr>
-          <w:ilvl w:val="0"/>
-          <w:numId w:val="2"/>
-        </w:numPr>
-        <w:spacing w:lineRule="auto"/>
-      </w:pPr>
-      <w:r>
-        <w:rPr/>
-        <w:t xml:space="preserve">Modelo de negocio</w:t>
-      </w:r>
-    </w:p>
-    <w:p>
-      <w:pPr>
-        <w:numPr>
-          <w:ilvl w:val="0"/>
-          <w:numId w:val="2"/>
-        </w:numPr>
-        <w:spacing w:lineRule="auto"/>
-      </w:pPr>
-      <w:r>
-        <w:rPr/>
-        <w:t xml:space="preserve">Journey de usuario</w:t>
-      </w:r>
-    </w:p>
-    <w:p>
-      <w:pPr>
-        <w:numPr>
-          <w:ilvl w:val="0"/>
-          <w:numId w:val="2"/>
-        </w:numPr>
-        <w:spacing w:lineRule="auto"/>
-      </w:pPr>
-      <w:r>
-        <w:rPr/>
-        <w:t xml:space="preserve">Memoria técnica</w:t>
-      </w:r>
-    </w:p>
-    <w:p>
-      <w:pPr>
-        <w:numPr>
-          <w:ilvl w:val="0"/>
-          <w:numId w:val="2"/>
-        </w:numPr>
-        <w:spacing w:lineRule="auto"/>
-      </w:pPr>
-      <w:r>
-        <w:rPr/>
-        <w:t xml:space="preserve">Gantt</w:t>
-      </w:r>
-    </w:p>
-    <w:p>
-      <w:pPr>
-        <w:numPr>
-          <w:ilvl w:val="0"/>
-          <w:numId w:val="2"/>
-        </w:numPr>
-        <w:spacing w:lineRule="auto"/>
-      </w:pPr>
-      <w:r>
-        <w:rPr/>
-        <w:t xml:space="preserve">Kickoff operativo</w:t>
+        <w:t xml:space="preserve">Markdown vivo: 01-MEMORIA-TECNICA.md · Canvas: canvases/estado-avance.canvas.tsx</w:t>
       </w:r>
     </w:p>
   </w:body>
@@ -681,128 +1074,6 @@
   <w:abstractNum w:abstractNumId="1">
     <w:lvl w:ilvl="0">
       <w:start w:val="1"/>
-      <w:numFmt w:val="bullet"/>
-      <w:lvlText w:val=""/>
-      <w:lvlJc w:val="left"/>
-      <w:pPr>
-        <w:tabs>
-          <w:tab w:val="num" w:pos="720"/>
-        </w:tabs>
-        <w:ind w:left="720" w:hanging="360"/>
-      </w:pPr>
-      <w:rPr>
-        <w:rFonts w:ascii="Symbol" w:hAnsi="Symbol" w:hint="default"/>
-      </w:rPr>
-    </w:lvl>
-    <w:lvl w:ilvl="1">
-      <w:start w:val="1"/>
-      <w:numFmt w:val="bullet"/>
-      <w:lvlText w:val=""/>
-      <w:lvlJc w:val="left"/>
-      <w:pPr>
-        <w:tabs>
-          <w:tab w:val="num" w:pos="1440"/>
-        </w:tabs>
-        <w:ind w:left="1440" w:hanging="360"/>
-      </w:pPr>
-      <w:rPr>
-        <w:rFonts w:ascii="Symbol" w:hAnsi="Symbol" w:hint="default"/>
-      </w:rPr>
-    </w:lvl>
-    <w:lvl w:ilvl="2">
-      <w:start w:val="1"/>
-      <w:numFmt w:val="bullet"/>
-      <w:lvlText w:val=""/>
-      <w:lvlJc w:val="left"/>
-      <w:pPr>
-        <w:tabs>
-          <w:tab w:val="num" w:pos="2160"/>
-        </w:tabs>
-        <w:ind w:left="2160" w:hanging="360"/>
-      </w:pPr>
-      <w:rPr>
-        <w:rFonts w:ascii="Symbol" w:hAnsi="Symbol" w:hint="default"/>
-      </w:rPr>
-    </w:lvl>
-    <w:lvl w:ilvl="3">
-      <w:start w:val="1"/>
-      <w:numFmt w:val="bullet"/>
-      <w:lvlText w:val=""/>
-      <w:lvlJc w:val="left"/>
-      <w:pPr>
-        <w:tabs>
-          <w:tab w:val="num" w:pos="2880"/>
-        </w:tabs>
-        <w:ind w:left="2880" w:hanging="360"/>
-      </w:pPr>
-      <w:rPr>
-        <w:rFonts w:ascii="Symbol" w:hAnsi="Symbol" w:hint="default"/>
-      </w:rPr>
-    </w:lvl>
-    <w:lvl w:ilvl="4">
-      <w:start w:val="1"/>
-      <w:numFmt w:val="bullet"/>
-      <w:lvlText w:val=""/>
-      <w:lvlJc w:val="left"/>
-      <w:pPr>
-        <w:tabs>
-          <w:tab w:val="num" w:pos="3600"/>
-        </w:tabs>
-        <w:ind w:left="3600" w:hanging="360"/>
-      </w:pPr>
-      <w:rPr>
-        <w:rFonts w:ascii="Symbol" w:hAnsi="Symbol" w:hint="default"/>
-      </w:rPr>
-    </w:lvl>
-    <w:lvl w:ilvl="5">
-      <w:start w:val="1"/>
-      <w:numFmt w:val="bullet"/>
-      <w:lvlText w:val=""/>
-      <w:lvlJc w:val="left"/>
-      <w:pPr>
-        <w:tabs>
-          <w:tab w:val="num" w:pos="4320"/>
-        </w:tabs>
-        <w:ind w:left="4320" w:hanging="360"/>
-      </w:pPr>
-      <w:rPr>
-        <w:rFonts w:ascii="Symbol" w:hAnsi="Symbol" w:hint="default"/>
-      </w:rPr>
-    </w:lvl>
-    <w:lvl w:ilvl="6">
-      <w:start w:val="1"/>
-      <w:numFmt w:val="bullet"/>
-      <w:lvlText w:val=""/>
-      <w:lvlJc w:val="left"/>
-      <w:pPr>
-        <w:tabs>
-          <w:tab w:val="num" w:pos="5040"/>
-        </w:tabs>
-        <w:ind w:left="5040" w:hanging="360"/>
-      </w:pPr>
-      <w:rPr>
-        <w:rFonts w:ascii="Symbol" w:hAnsi="Symbol" w:hint="default"/>
-      </w:rPr>
-    </w:lvl>
-    <w:lvl w:ilvl="7">
-      <w:start w:val="1"/>
-      <w:numFmt w:val="bullet"/>
-      <w:lvlText w:val=""/>
-      <w:lvlJc w:val="left"/>
-      <w:pPr>
-        <w:tabs>
-          <w:tab w:val="num" w:pos="5760"/>
-        </w:tabs>
-        <w:ind w:left="5760" w:hanging="360"/>
-      </w:pPr>
-      <w:rPr>
-        <w:rFonts w:ascii="Symbol" w:hAnsi="Symbol" w:hint="default"/>
-      </w:rPr>
-    </w:lvl>
-  </w:abstractNum>
-  <w:abstractNum w:abstractNumId="2">
-    <w:lvl w:ilvl="0">
-      <w:start w:val="1"/>
       <w:numFmt w:val="decimal"/>
       <w:lvlText w:val="%1."/>
       <w:lvlJc w:val="left"/>
@@ -900,9 +1171,6 @@
   </w:abstractNum>
   <w:num w:numId="1">
     <w:abstractNumId w:val="1"/>
-  </w:num>
-  <w:num w:numId="2">
-    <w:abstractNumId w:val="2"/>
   </w:num>
 </w:numbering>
 </file>

--- a/docs/Indice-Documentacion-Uber-Truck.docx
+++ b/docs/Indice-Documentacion-Uber-Truck.docx
@@ -35,32 +35,26 @@
       </w:pPr>
       <w:r>
         <w:rPr/>
-        <w:t xml:space="preserve">Índice maestro — Uber Truck</w:t>
+        <w:t xml:space="preserve">Índice — Uber Truck</w:t>
       </w:r>
     </w:p>
     <w:p>
       <w:pPr>
         <w:spacing w:lineRule="auto"/>
       </w:pPr>
+      <w:r>
+        <w:rPr/>
+        <w:t xml:space="preserve">App v0.0.19+ · Gantt, roadmap y próximos pasos viven solo en la </w:t>
+      </w:r>
       <w:r>
         <w:rPr>
           <w:b/>
         </w:rPr>
-        <w:t xml:space="preserve">App:</w:t>
+        <w:t xml:space="preserve">memoria técnica</w:t>
       </w:r>
       <w:r>
         <w:rPr/>
-        <w:t xml:space="preserve"> v0.0.19 · </w:t>
-      </w:r>
-      <w:r>
-        <w:rPr>
-          <w:b/>
-        </w:rPr>
-        <w:t xml:space="preserve">Producción:</w:t>
-      </w:r>
-      <w:r>
-        <w:rPr/>
-        <w:t xml:space="preserve"> uber-truck-production.up.railway.app</w:t>
+        <w:t xml:space="preserve"> (doc v3.4).</w:t>
       </w:r>
     </w:p>
     <w:p>
@@ -70,7 +64,7 @@
       </w:pPr>
       <w:r>
         <w:rPr/>
-        <w:t xml:space="preserve">Exportar a Word (como Chanchi)</w:t>
+        <w:t xml:space="preserve">Exportar Word</w:t>
       </w:r>
     </w:p>
     <w:p>
@@ -79,58 +73,25 @@
       </w:pPr>
       <w:r>
         <w:rPr/>
+        <w:t xml:space="preserve">npm run export:memoria-docx</w:t>
+      </w:r>
+      <w:r>
+        <w:rPr/>
+        <w:t xml:space="preserve"> · </w:t>
+      </w:r>
+      <w:r>
+        <w:rPr/>
         <w:t xml:space="preserve">npm run export:all-docs</w:t>
-      </w:r>
-      <w:r>
-        <w:rPr/>
-        <w:t xml:space="preserve"> → genera todos los </w:t>
-      </w:r>
-      <w:r>
-        <w:rPr/>
-        <w:t xml:space="preserve">.docx</w:t>
-      </w:r>
-      <w:r>
-        <w:rPr/>
-        <w:t xml:space="preserve"> en </w:t>
-      </w:r>
-      <w:r>
-        <w:rPr/>
-        <w:t xml:space="preserve">docs/</w:t>
-      </w:r>
-      <w:r>
-        <w:rPr/>
-        <w:t xml:space="preserve"> y en </w:t>
-      </w:r>
-      <w:r>
-        <w:rPr/>
-        <w:t xml:space="preserve">Downloads/Proyecto Uber Truck/</w:t>
-      </w:r>
-      <w:r>
-        <w:rPr/>
-        <w:t xml:space="preserve">.</w:t>
       </w:r>
     </w:p>
     <w:p>
       <w:pPr>
-        <w:spacing w:lineRule="auto"/>
-      </w:pPr>
-      <w:r>
-        <w:rPr/>
-        <w:t xml:space="preserve">npm run export:memoria-docx</w:t>
-      </w:r>
-      <w:r>
-        <w:rPr/>
-        <w:t xml:space="preserve"> → solo memoria técnica.</w:t>
-      </w:r>
-    </w:p>
-    <w:p>
-      <w:pPr>
         <w:pStyle w:val="Heading2"/>
         <w:spacing w:lineRule="auto"/>
       </w:pPr>
       <w:r>
         <w:rPr/>
-        <w:t xml:space="preserve">Documentos HTML (lectura + Word)</w:t>
+        <w:t xml:space="preserve">Documentos HTML</w:t>
       </w:r>
     </w:p>
     <w:tbl>
@@ -210,7 +171,7 @@
             </w:pPr>
             <w:r>
               <w:rPr/>
-              <w:t xml:space="preserve">Word (.docx)</w:t>
+              <w:t xml:space="preserve">Word</w:t>
             </w:r>
           </w:p>
         </w:tc>
@@ -234,7 +195,16 @@
               <w:rPr>
                 <w:b/>
               </w:rPr>
-              <w:t xml:space="preserve">Memoria técnica + Gantt</w:t>
+              <w:t xml:space="preserve">Memoria técnica</w:t>
+            </w:r>
+          </w:p>
+          <w:p>
+            <w:pPr>
+              <w:spacing w:lineRule="auto"/>
+            </w:pPr>
+            <w:r>
+              <w:rPr/>
+              <w:t xml:space="preserve"> (todo integrado)</w:t>
             </w:r>
           </w:p>
         </w:tc>
@@ -298,7 +268,7 @@
             </w:pPr>
             <w:r>
               <w:rPr/>
-              <w:t xml:space="preserve">Gantt detallado</w:t>
+              <w:t xml:space="preserve">Modelo de negocio</w:t>
             </w:r>
           </w:p>
         </w:tc>
@@ -320,7 +290,7 @@
                 <w:rPr>
                   <w:rStyle w:val="Hyperlink"/>
                 </w:rPr>
-                <w:t xml:space="preserve">Gantt-Uber-Truck.html</w:t>
+                <w:t xml:space="preserve">Modelo-Negocio-Uber-Truck.html</w:t>
               </w:r>
             </w:hyperlink>
           </w:p>
@@ -340,7 +310,7 @@
             </w:pPr>
             <w:r>
               <w:rPr/>
-              <w:t xml:space="preserve">Gantt-Uber-Truck.docx</w:t>
+              <w:t xml:space="preserve">Modelo-Negocio-Uber-Truck.docx</w:t>
             </w:r>
           </w:p>
         </w:tc>
@@ -362,6 +332,70 @@
             </w:pPr>
             <w:r>
               <w:rPr/>
+              <w:t xml:space="preserve">Journey usuario</w:t>
+            </w:r>
+          </w:p>
+        </w:tc>
+        <w:tc>
+          <w:tcPr>
+            <w:tcBorders>
+              <w:top w:val="single" w:sz="1" w:space="0" w:color="000000"/>
+              <w:bottom w:val="single" w:sz="1" w:space="0" w:color="000000"/>
+              <w:left w:val="single" w:sz="1" w:space="0" w:color="000000"/>
+              <w:right w:val="single" w:sz="1" w:space="0" w:color="000000"/>
+            </w:tcBorders>
+          </w:tcPr>
+          <w:p>
+            <w:pPr>
+              <w:spacing w:lineRule="auto"/>
+            </w:pPr>
+            <w:hyperlink r:id="rId9">
+              <w:r>
+                <w:rPr>
+                  <w:rStyle w:val="Hyperlink"/>
+                </w:rPr>
+                <w:t xml:space="preserve">Journey-Usuario-Uber-Truck.html</w:t>
+              </w:r>
+            </w:hyperlink>
+          </w:p>
+        </w:tc>
+        <w:tc>
+          <w:tcPr>
+            <w:tcBorders>
+              <w:top w:val="single" w:sz="1" w:space="0" w:color="000000"/>
+              <w:bottom w:val="single" w:sz="1" w:space="0" w:color="000000"/>
+              <w:left w:val="single" w:sz="1" w:space="0" w:color="000000"/>
+              <w:right w:val="single" w:sz="1" w:space="0" w:color="000000"/>
+            </w:tcBorders>
+          </w:tcPr>
+          <w:p>
+            <w:pPr>
+              <w:spacing w:lineRule="auto"/>
+            </w:pPr>
+            <w:r>
+              <w:rPr/>
+              <w:t xml:space="preserve">Journey-Usuario-Uber-Truck.docx</w:t>
+            </w:r>
+          </w:p>
+        </w:tc>
+      </w:tr>
+      <w:tr>
+        <w:trPr/>
+        <w:tc>
+          <w:tcPr>
+            <w:tcBorders>
+              <w:top w:val="single" w:sz="1" w:space="0" w:color="000000"/>
+              <w:bottom w:val="single" w:sz="1" w:space="0" w:color="000000"/>
+              <w:left w:val="single" w:sz="1" w:space="0" w:color="000000"/>
+              <w:right w:val="single" w:sz="1" w:space="0" w:color="000000"/>
+            </w:tcBorders>
+          </w:tcPr>
+          <w:p>
+            <w:pPr>
+              <w:spacing w:lineRule="auto"/>
+            </w:pPr>
+            <w:r>
+              <w:rPr/>
               <w:t xml:space="preserve">Resumen canvas</w:t>
             </w:r>
           </w:p>
@@ -379,7 +413,7 @@
             <w:pPr>
               <w:spacing w:lineRule="auto"/>
             </w:pPr>
-            <w:hyperlink r:id="rId9">
+            <w:hyperlink r:id="rId10">
               <w:r>
                 <w:rPr>
                   <w:rStyle w:val="Hyperlink"/>
@@ -426,71 +460,7 @@
             </w:pPr>
             <w:r>
               <w:rPr/>
-              <w:t xml:space="preserve">Modelo de negocio</w:t>
-            </w:r>
-          </w:p>
-        </w:tc>
-        <w:tc>
-          <w:tcPr>
-            <w:tcBorders>
-              <w:top w:val="single" w:sz="1" w:space="0" w:color="000000"/>
-              <w:bottom w:val="single" w:sz="1" w:space="0" w:color="000000"/>
-              <w:left w:val="single" w:sz="1" w:space="0" w:color="000000"/>
-              <w:right w:val="single" w:sz="1" w:space="0" w:color="000000"/>
-            </w:tcBorders>
-          </w:tcPr>
-          <w:p>
-            <w:pPr>
-              <w:spacing w:lineRule="auto"/>
-            </w:pPr>
-            <w:hyperlink r:id="rId10">
-              <w:r>
-                <w:rPr>
-                  <w:rStyle w:val="Hyperlink"/>
-                </w:rPr>
-                <w:t xml:space="preserve">Modelo-Negocio-Uber-Truck.html</w:t>
-              </w:r>
-            </w:hyperlink>
-          </w:p>
-        </w:tc>
-        <w:tc>
-          <w:tcPr>
-            <w:tcBorders>
-              <w:top w:val="single" w:sz="1" w:space="0" w:color="000000"/>
-              <w:bottom w:val="single" w:sz="1" w:space="0" w:color="000000"/>
-              <w:left w:val="single" w:sz="1" w:space="0" w:color="000000"/>
-              <w:right w:val="single" w:sz="1" w:space="0" w:color="000000"/>
-            </w:tcBorders>
-          </w:tcPr>
-          <w:p>
-            <w:pPr>
-              <w:spacing w:lineRule="auto"/>
-            </w:pPr>
-            <w:r>
-              <w:rPr/>
-              <w:t xml:space="preserve">Modelo-Negocio-Uber-Truck.docx</w:t>
-            </w:r>
-          </w:p>
-        </w:tc>
-      </w:tr>
-      <w:tr>
-        <w:trPr/>
-        <w:tc>
-          <w:tcPr>
-            <w:tcBorders>
-              <w:top w:val="single" w:sz="1" w:space="0" w:color="000000"/>
-              <w:bottom w:val="single" w:sz="1" w:space="0" w:color="000000"/>
-              <w:left w:val="single" w:sz="1" w:space="0" w:color="000000"/>
-              <w:right w:val="single" w:sz="1" w:space="0" w:color="000000"/>
-            </w:tcBorders>
-          </w:tcPr>
-          <w:p>
-            <w:pPr>
-              <w:spacing w:lineRule="auto"/>
-            </w:pPr>
-            <w:r>
-              <w:rPr/>
-              <w:t xml:space="preserve">Journey usuario</w:t>
+              <w:t xml:space="preserve">Política cancelación</w:t>
             </w:r>
           </w:p>
         </w:tc>
@@ -508,326 +478,6 @@
               <w:spacing w:lineRule="auto"/>
             </w:pPr>
             <w:hyperlink r:id="rId11">
-              <w:r>
-                <w:rPr>
-                  <w:rStyle w:val="Hyperlink"/>
-                </w:rPr>
-                <w:t xml:space="preserve">Journey-Usuario-Uber-Truck.html</w:t>
-              </w:r>
-            </w:hyperlink>
-          </w:p>
-        </w:tc>
-        <w:tc>
-          <w:tcPr>
-            <w:tcBorders>
-              <w:top w:val="single" w:sz="1" w:space="0" w:color="000000"/>
-              <w:bottom w:val="single" w:sz="1" w:space="0" w:color="000000"/>
-              <w:left w:val="single" w:sz="1" w:space="0" w:color="000000"/>
-              <w:right w:val="single" w:sz="1" w:space="0" w:color="000000"/>
-            </w:tcBorders>
-          </w:tcPr>
-          <w:p>
-            <w:pPr>
-              <w:spacing w:lineRule="auto"/>
-            </w:pPr>
-            <w:r>
-              <w:rPr/>
-              <w:t xml:space="preserve">Journey-Usuario-Uber-Truck.docx</w:t>
-            </w:r>
-          </w:p>
-        </w:tc>
-      </w:tr>
-      <w:tr>
-        <w:trPr/>
-        <w:tc>
-          <w:tcPr>
-            <w:tcBorders>
-              <w:top w:val="single" w:sz="1" w:space="0" w:color="000000"/>
-              <w:bottom w:val="single" w:sz="1" w:space="0" w:color="000000"/>
-              <w:left w:val="single" w:sz="1" w:space="0" w:color="000000"/>
-              <w:right w:val="single" w:sz="1" w:space="0" w:color="000000"/>
-            </w:tcBorders>
-          </w:tcPr>
-          <w:p>
-            <w:pPr>
-              <w:spacing w:lineRule="auto"/>
-            </w:pPr>
-            <w:r>
-              <w:rPr/>
-              <w:t xml:space="preserve">Kickoff</w:t>
-            </w:r>
-          </w:p>
-        </w:tc>
-        <w:tc>
-          <w:tcPr>
-            <w:tcBorders>
-              <w:top w:val="single" w:sz="1" w:space="0" w:color="000000"/>
-              <w:bottom w:val="single" w:sz="1" w:space="0" w:color="000000"/>
-              <w:left w:val="single" w:sz="1" w:space="0" w:color="000000"/>
-              <w:right w:val="single" w:sz="1" w:space="0" w:color="000000"/>
-            </w:tcBorders>
-          </w:tcPr>
-          <w:p>
-            <w:pPr>
-              <w:spacing w:lineRule="auto"/>
-            </w:pPr>
-            <w:hyperlink r:id="rId12">
-              <w:r>
-                <w:rPr>
-                  <w:rStyle w:val="Hyperlink"/>
-                </w:rPr>
-                <w:t xml:space="preserve">Kickoff-Uber-Truck.html</w:t>
-              </w:r>
-            </w:hyperlink>
-          </w:p>
-        </w:tc>
-        <w:tc>
-          <w:tcPr>
-            <w:tcBorders>
-              <w:top w:val="single" w:sz="1" w:space="0" w:color="000000"/>
-              <w:bottom w:val="single" w:sz="1" w:space="0" w:color="000000"/>
-              <w:left w:val="single" w:sz="1" w:space="0" w:color="000000"/>
-              <w:right w:val="single" w:sz="1" w:space="0" w:color="000000"/>
-            </w:tcBorders>
-          </w:tcPr>
-          <w:p>
-            <w:pPr>
-              <w:spacing w:lineRule="auto"/>
-            </w:pPr>
-            <w:r>
-              <w:rPr/>
-              <w:t xml:space="preserve">Kickoff-Uber-Truck.docx</w:t>
-            </w:r>
-          </w:p>
-        </w:tc>
-      </w:tr>
-      <w:tr>
-        <w:trPr/>
-        <w:tc>
-          <w:tcPr>
-            <w:tcBorders>
-              <w:top w:val="single" w:sz="1" w:space="0" w:color="000000"/>
-              <w:bottom w:val="single" w:sz="1" w:space="0" w:color="000000"/>
-              <w:left w:val="single" w:sz="1" w:space="0" w:color="000000"/>
-              <w:right w:val="single" w:sz="1" w:space="0" w:color="000000"/>
-            </w:tcBorders>
-          </w:tcPr>
-          <w:p>
-            <w:pPr>
-              <w:spacing w:lineRule="auto"/>
-            </w:pPr>
-            <w:r>
-              <w:rPr/>
-              <w:t xml:space="preserve">Próximos hitos</w:t>
-            </w:r>
-          </w:p>
-        </w:tc>
-        <w:tc>
-          <w:tcPr>
-            <w:tcBorders>
-              <w:top w:val="single" w:sz="1" w:space="0" w:color="000000"/>
-              <w:bottom w:val="single" w:sz="1" w:space="0" w:color="000000"/>
-              <w:left w:val="single" w:sz="1" w:space="0" w:color="000000"/>
-              <w:right w:val="single" w:sz="1" w:space="0" w:color="000000"/>
-            </w:tcBorders>
-          </w:tcPr>
-          <w:p>
-            <w:pPr>
-              <w:spacing w:lineRule="auto"/>
-            </w:pPr>
-            <w:hyperlink r:id="rId13">
-              <w:r>
-                <w:rPr>
-                  <w:rStyle w:val="Hyperlink"/>
-                </w:rPr>
-                <w:t xml:space="preserve">Proximos-Hitos-Uber-Truck.html</w:t>
-              </w:r>
-            </w:hyperlink>
-          </w:p>
-        </w:tc>
-        <w:tc>
-          <w:tcPr>
-            <w:tcBorders>
-              <w:top w:val="single" w:sz="1" w:space="0" w:color="000000"/>
-              <w:bottom w:val="single" w:sz="1" w:space="0" w:color="000000"/>
-              <w:left w:val="single" w:sz="1" w:space="0" w:color="000000"/>
-              <w:right w:val="single" w:sz="1" w:space="0" w:color="000000"/>
-            </w:tcBorders>
-          </w:tcPr>
-          <w:p>
-            <w:pPr>
-              <w:spacing w:lineRule="auto"/>
-            </w:pPr>
-            <w:r>
-              <w:rPr/>
-              <w:t xml:space="preserve">Proximos-Hitos-Uber-Truck.docx</w:t>
-            </w:r>
-          </w:p>
-        </w:tc>
-      </w:tr>
-      <w:tr>
-        <w:trPr/>
-        <w:tc>
-          <w:tcPr>
-            <w:tcBorders>
-              <w:top w:val="single" w:sz="1" w:space="0" w:color="000000"/>
-              <w:bottom w:val="single" w:sz="1" w:space="0" w:color="000000"/>
-              <w:left w:val="single" w:sz="1" w:space="0" w:color="000000"/>
-              <w:right w:val="single" w:sz="1" w:space="0" w:color="000000"/>
-            </w:tcBorders>
-          </w:tcPr>
-          <w:p>
-            <w:pPr>
-              <w:spacing w:lineRule="auto"/>
-            </w:pPr>
-            <w:r>
-              <w:rPr/>
-              <w:t xml:space="preserve">Hito MVP digital</w:t>
-            </w:r>
-          </w:p>
-        </w:tc>
-        <w:tc>
-          <w:tcPr>
-            <w:tcBorders>
-              <w:top w:val="single" w:sz="1" w:space="0" w:color="000000"/>
-              <w:bottom w:val="single" w:sz="1" w:space="0" w:color="000000"/>
-              <w:left w:val="single" w:sz="1" w:space="0" w:color="000000"/>
-              <w:right w:val="single" w:sz="1" w:space="0" w:color="000000"/>
-            </w:tcBorders>
-          </w:tcPr>
-          <w:p>
-            <w:pPr>
-              <w:spacing w:lineRule="auto"/>
-            </w:pPr>
-            <w:hyperlink r:id="rId14">
-              <w:r>
-                <w:rPr>
-                  <w:rStyle w:val="Hyperlink"/>
-                </w:rPr>
-                <w:t xml:space="preserve">Hito-Digital-MVP-Uber-Truck.html</w:t>
-              </w:r>
-            </w:hyperlink>
-          </w:p>
-        </w:tc>
-        <w:tc>
-          <w:tcPr>
-            <w:tcBorders>
-              <w:top w:val="single" w:sz="1" w:space="0" w:color="000000"/>
-              <w:bottom w:val="single" w:sz="1" w:space="0" w:color="000000"/>
-              <w:left w:val="single" w:sz="1" w:space="0" w:color="000000"/>
-              <w:right w:val="single" w:sz="1" w:space="0" w:color="000000"/>
-            </w:tcBorders>
-          </w:tcPr>
-          <w:p>
-            <w:pPr>
-              <w:spacing w:lineRule="auto"/>
-            </w:pPr>
-            <w:r>
-              <w:rPr/>
-              <w:t xml:space="preserve">Hito-Digital-MVP-Uber-Truck.docx</w:t>
-            </w:r>
-          </w:p>
-        </w:tc>
-      </w:tr>
-      <w:tr>
-        <w:trPr/>
-        <w:tc>
-          <w:tcPr>
-            <w:tcBorders>
-              <w:top w:val="single" w:sz="1" w:space="0" w:color="000000"/>
-              <w:bottom w:val="single" w:sz="1" w:space="0" w:color="000000"/>
-              <w:left w:val="single" w:sz="1" w:space="0" w:color="000000"/>
-              <w:right w:val="single" w:sz="1" w:space="0" w:color="000000"/>
-            </w:tcBorders>
-          </w:tcPr>
-          <w:p>
-            <w:pPr>
-              <w:spacing w:lineRule="auto"/>
-            </w:pPr>
-            <w:r>
-              <w:rPr/>
-              <w:t xml:space="preserve">Roadmap</w:t>
-            </w:r>
-          </w:p>
-        </w:tc>
-        <w:tc>
-          <w:tcPr>
-            <w:tcBorders>
-              <w:top w:val="single" w:sz="1" w:space="0" w:color="000000"/>
-              <w:bottom w:val="single" w:sz="1" w:space="0" w:color="000000"/>
-              <w:left w:val="single" w:sz="1" w:space="0" w:color="000000"/>
-              <w:right w:val="single" w:sz="1" w:space="0" w:color="000000"/>
-            </w:tcBorders>
-          </w:tcPr>
-          <w:p>
-            <w:pPr>
-              <w:spacing w:lineRule="auto"/>
-            </w:pPr>
-            <w:hyperlink r:id="rId15">
-              <w:r>
-                <w:rPr>
-                  <w:rStyle w:val="Hyperlink"/>
-                </w:rPr>
-                <w:t xml:space="preserve">Roadmap-Uber-Truck.html</w:t>
-              </w:r>
-            </w:hyperlink>
-          </w:p>
-        </w:tc>
-        <w:tc>
-          <w:tcPr>
-            <w:tcBorders>
-              <w:top w:val="single" w:sz="1" w:space="0" w:color="000000"/>
-              <w:bottom w:val="single" w:sz="1" w:space="0" w:color="000000"/>
-              <w:left w:val="single" w:sz="1" w:space="0" w:color="000000"/>
-              <w:right w:val="single" w:sz="1" w:space="0" w:color="000000"/>
-            </w:tcBorders>
-          </w:tcPr>
-          <w:p>
-            <w:pPr>
-              <w:spacing w:lineRule="auto"/>
-            </w:pPr>
-            <w:r>
-              <w:rPr/>
-              <w:t xml:space="preserve">Roadmap-Uber-Truck.docx</w:t>
-            </w:r>
-          </w:p>
-        </w:tc>
-      </w:tr>
-      <w:tr>
-        <w:trPr/>
-        <w:tc>
-          <w:tcPr>
-            <w:tcBorders>
-              <w:top w:val="single" w:sz="1" w:space="0" w:color="000000"/>
-              <w:bottom w:val="single" w:sz="1" w:space="0" w:color="000000"/>
-              <w:left w:val="single" w:sz="1" w:space="0" w:color="000000"/>
-              <w:right w:val="single" w:sz="1" w:space="0" w:color="000000"/>
-            </w:tcBorders>
-          </w:tcPr>
-          <w:p>
-            <w:pPr>
-              <w:spacing w:lineRule="auto"/>
-            </w:pPr>
-            <w:r>
-              <w:rPr/>
-              <w:t xml:space="preserve">Política cancelación</w:t>
-            </w:r>
-          </w:p>
-        </w:tc>
-        <w:tc>
-          <w:tcPr>
-            <w:tcBorders>
-              <w:top w:val="single" w:sz="1" w:space="0" w:color="000000"/>
-              <w:bottom w:val="single" w:sz="1" w:space="0" w:color="000000"/>
-              <w:left w:val="single" w:sz="1" w:space="0" w:color="000000"/>
-              <w:right w:val="single" w:sz="1" w:space="0" w:color="000000"/>
-            </w:tcBorders>
-          </w:tcPr>
-          <w:p>
-            <w:pPr>
-              <w:spacing w:lineRule="auto"/>
-            </w:pPr>
-            <w:hyperlink r:id="rId16">
               <w:r>
                 <w:rPr>
                   <w:rStyle w:val="Hyperlink"/>
@@ -891,7 +541,7 @@
             <w:pPr>
               <w:spacing w:lineRule="auto"/>
             </w:pPr>
-            <w:hyperlink r:id="rId17">
+            <w:hyperlink r:id="rId12">
               <w:r>
                 <w:rPr>
                   <w:rStyle w:val="Hyperlink"/>
@@ -955,7 +605,7 @@
             <w:pPr>
               <w:spacing w:lineRule="auto"/>
             </w:pPr>
-            <w:hyperlink r:id="rId18">
+            <w:hyperlink r:id="rId13">
               <w:r>
                 <w:rPr>
                   <w:rStyle w:val="Hyperlink"/>
@@ -985,6 +635,198 @@
           </w:p>
         </w:tc>
       </w:tr>
+      <w:tr>
+        <w:trPr/>
+        <w:tc>
+          <w:tcPr>
+            <w:tcBorders>
+              <w:top w:val="single" w:sz="1" w:space="0" w:color="000000"/>
+              <w:bottom w:val="single" w:sz="1" w:space="0" w:color="000000"/>
+              <w:left w:val="single" w:sz="1" w:space="0" w:color="000000"/>
+              <w:right w:val="single" w:sz="1" w:space="0" w:color="000000"/>
+            </w:tcBorders>
+          </w:tcPr>
+          <w:p>
+            <w:pPr>
+              <w:spacing w:lineRule="auto"/>
+            </w:pPr>
+            <w:r>
+              <w:rPr/>
+              <w:t xml:space="preserve">Confianza y carga</w:t>
+            </w:r>
+          </w:p>
+        </w:tc>
+        <w:tc>
+          <w:tcPr>
+            <w:tcBorders>
+              <w:top w:val="single" w:sz="1" w:space="0" w:color="000000"/>
+              <w:bottom w:val="single" w:sz="1" w:space="0" w:color="000000"/>
+              <w:left w:val="single" w:sz="1" w:space="0" w:color="000000"/>
+              <w:right w:val="single" w:sz="1" w:space="0" w:color="000000"/>
+            </w:tcBorders>
+          </w:tcPr>
+          <w:p>
+            <w:pPr>
+              <w:spacing w:lineRule="auto"/>
+            </w:pPr>
+            <w:hyperlink r:id="rId14">
+              <w:r>
+                <w:rPr>
+                  <w:rStyle w:val="Hyperlink"/>
+                </w:rPr>
+                <w:t xml:space="preserve">Terminos-Confianza-Carga-Uber-Truck.html</w:t>
+              </w:r>
+            </w:hyperlink>
+          </w:p>
+        </w:tc>
+        <w:tc>
+          <w:tcPr>
+            <w:tcBorders>
+              <w:top w:val="single" w:sz="1" w:space="0" w:color="000000"/>
+              <w:bottom w:val="single" w:sz="1" w:space="0" w:color="000000"/>
+              <w:left w:val="single" w:sz="1" w:space="0" w:color="000000"/>
+              <w:right w:val="single" w:sz="1" w:space="0" w:color="000000"/>
+            </w:tcBorders>
+          </w:tcPr>
+          <w:p>
+            <w:pPr>
+              <w:spacing w:lineRule="auto"/>
+            </w:pPr>
+            <w:r>
+              <w:rPr/>
+              <w:t xml:space="preserve">—</w:t>
+            </w:r>
+          </w:p>
+        </w:tc>
+      </w:tr>
+      <w:tr>
+        <w:trPr/>
+        <w:tc>
+          <w:tcPr>
+            <w:tcBorders>
+              <w:top w:val="single" w:sz="1" w:space="0" w:color="000000"/>
+              <w:bottom w:val="single" w:sz="1" w:space="0" w:color="000000"/>
+              <w:left w:val="single" w:sz="1" w:space="0" w:color="000000"/>
+              <w:right w:val="single" w:sz="1" w:space="0" w:color="000000"/>
+            </w:tcBorders>
+          </w:tcPr>
+          <w:p>
+            <w:pPr>
+              <w:spacing w:lineRule="auto"/>
+            </w:pPr>
+            <w:r>
+              <w:rPr/>
+              <w:t xml:space="preserve">Piloto M2 (corredor, KPIs, riesgos)</w:t>
+            </w:r>
+          </w:p>
+        </w:tc>
+        <w:tc>
+          <w:tcPr>
+            <w:tcBorders>
+              <w:top w:val="single" w:sz="1" w:space="0" w:color="000000"/>
+              <w:bottom w:val="single" w:sz="1" w:space="0" w:color="000000"/>
+              <w:left w:val="single" w:sz="1" w:space="0" w:color="000000"/>
+              <w:right w:val="single" w:sz="1" w:space="0" w:color="000000"/>
+            </w:tcBorders>
+          </w:tcPr>
+          <w:p>
+            <w:pPr>
+              <w:spacing w:lineRule="auto"/>
+            </w:pPr>
+            <w:hyperlink r:id="rId15">
+              <w:r>
+                <w:rPr>
+                  <w:rStyle w:val="Hyperlink"/>
+                </w:rPr>
+                <w:t xml:space="preserve">Piloto-M2-Corredor-KPIs-Riesgos.html</w:t>
+              </w:r>
+            </w:hyperlink>
+          </w:p>
+        </w:tc>
+        <w:tc>
+          <w:tcPr>
+            <w:tcBorders>
+              <w:top w:val="single" w:sz="1" w:space="0" w:color="000000"/>
+              <w:bottom w:val="single" w:sz="1" w:space="0" w:color="000000"/>
+              <w:left w:val="single" w:sz="1" w:space="0" w:color="000000"/>
+              <w:right w:val="single" w:sz="1" w:space="0" w:color="000000"/>
+            </w:tcBorders>
+          </w:tcPr>
+          <w:p>
+            <w:pPr>
+              <w:spacing w:lineRule="auto"/>
+            </w:pPr>
+            <w:r>
+              <w:rPr/>
+              <w:t xml:space="preserve">—</w:t>
+            </w:r>
+          </w:p>
+        </w:tc>
+      </w:tr>
+      <w:tr>
+        <w:trPr/>
+        <w:tc>
+          <w:tcPr>
+            <w:tcBorders>
+              <w:top w:val="single" w:sz="1" w:space="0" w:color="000000"/>
+              <w:bottom w:val="single" w:sz="1" w:space="0" w:color="000000"/>
+              <w:left w:val="single" w:sz="1" w:space="0" w:color="000000"/>
+              <w:right w:val="single" w:sz="1" w:space="0" w:color="000000"/>
+            </w:tcBorders>
+          </w:tcPr>
+          <w:p>
+            <w:pPr>
+              <w:spacing w:lineRule="auto"/>
+            </w:pPr>
+            <w:r>
+              <w:rPr/>
+              <w:t xml:space="preserve">Probar (testers)</w:t>
+            </w:r>
+          </w:p>
+        </w:tc>
+        <w:tc>
+          <w:tcPr>
+            <w:tcBorders>
+              <w:top w:val="single" w:sz="1" w:space="0" w:color="000000"/>
+              <w:bottom w:val="single" w:sz="1" w:space="0" w:color="000000"/>
+              <w:left w:val="single" w:sz="1" w:space="0" w:color="000000"/>
+              <w:right w:val="single" w:sz="1" w:space="0" w:color="000000"/>
+            </w:tcBorders>
+          </w:tcPr>
+          <w:p>
+            <w:pPr>
+              <w:spacing w:lineRule="auto"/>
+            </w:pPr>
+            <w:hyperlink r:id="rId16">
+              <w:r>
+                <w:rPr>
+                  <w:rStyle w:val="Hyperlink"/>
+                </w:rPr>
+                <w:t xml:space="preserve">Probar-Uber-Truck.html</w:t>
+              </w:r>
+            </w:hyperlink>
+          </w:p>
+        </w:tc>
+        <w:tc>
+          <w:tcPr>
+            <w:tcBorders>
+              <w:top w:val="single" w:sz="1" w:space="0" w:color="000000"/>
+              <w:bottom w:val="single" w:sz="1" w:space="0" w:color="000000"/>
+              <w:left w:val="single" w:sz="1" w:space="0" w:color="000000"/>
+              <w:right w:val="single" w:sz="1" w:space="0" w:color="000000"/>
+            </w:tcBorders>
+          </w:tcPr>
+          <w:p>
+            <w:pPr>
+              <w:spacing w:lineRule="auto"/>
+            </w:pPr>
+            <w:r>
+              <w:rPr/>
+              <w:t xml:space="preserve">Probar-Uber-Truck.docx</w:t>
+            </w:r>
+          </w:p>
+        </w:tc>
+      </w:tr>
     </w:tbl>
     <w:p>
       <w:pPr>
@@ -1013,7 +855,9 @@
         <w:spacing w:lineRule="auto"/>
       </w:pPr>
       <w:r>
-        <w:rPr/>
+        <w:rPr>
+          <w:b/>
+        </w:rPr>
         <w:t xml:space="preserve">Memoria técnica</w:t>
       </w:r>
     </w:p>
@@ -1040,29 +884,7 @@
       </w:pPr>
       <w:r>
         <w:rPr/>
-        <w:t xml:space="preserve">Próximos hitos / Roadmap</w:t>
-      </w:r>
-    </w:p>
-    <w:p>
-      <w:pPr>
-        <w:numPr>
-          <w:ilvl w:val="0"/>
-          <w:numId w:val="1"/>
-        </w:numPr>
-        <w:spacing w:lineRule="auto"/>
-      </w:pPr>
-      <w:r>
-        <w:rPr/>
-        <w:t xml:space="preserve">Políticas y SQL según tarea</w:t>
-      </w:r>
-    </w:p>
-    <w:p>
-      <w:pPr>
-        <w:spacing w:lineRule="auto"/>
-      </w:pPr>
-      <w:r>
-        <w:rPr/>
-        <w:t xml:space="preserve">Markdown vivo: 01-MEMORIA-TECNICA.md · Canvas: canvases/estado-avance.canvas.tsx</w:t>
+        <w:t xml:space="preserve">Anexos (SQL, políticas) según tarea</w:t>
       </w:r>
     </w:p>
   </w:body>
